--- a/template/reference.docx
+++ b/template/reference.docx
@@ -508,7 +508,7 @@
           <v:shape id="Object 17" o:spid="_x0000_i1025" type="#_x0000_t75" style="width:9.15pt;height:13.4pt;mso-position-horizontal-relative:page;mso-position-vertical-relative:page" o:ole="">
             <v:imagedata r:id="rId8" o:title=""/>
           </v:shape>
-          <o:OLEObject Type="Embed" ProgID="Equation.DSMT4" ShapeID="Object 17" DrawAspect="Content" ObjectID="_1839761428" r:id="rId9"/>
+          <o:OLEObject Type="Embed" ProgID="Equation.DSMT4" ShapeID="Object 17" DrawAspect="Content" ObjectID="_1839949010" r:id="rId9"/>
         </w:object>
       </w:r>
       <w:r>
@@ -519,7 +519,7 @@
           <v:shape id="Object 18" o:spid="_x0000_i1026" type="#_x0000_t75" style="width:294pt;height:35.4pt;mso-position-horizontal-relative:page;mso-position-vertical-relative:page" o:ole="">
             <v:imagedata r:id="rId10" o:title=""/>
           </v:shape>
-          <o:OLEObject Type="Embed" ProgID="Equation.DSMT4" ShapeID="Object 18" DrawAspect="Content" ObjectID="_1839761429" r:id="rId11"/>
+          <o:OLEObject Type="Embed" ProgID="Equation.DSMT4" ShapeID="Object 18" DrawAspect="Content" ObjectID="_1839949011" r:id="rId11"/>
         </w:object>
       </w:r>
       <w:r>
@@ -2682,14 +2682,17 @@
     <w:basedOn w:val="a"/>
     <w:next w:val="a"/>
     <w:qFormat/>
+    <w:rsid w:val="00440C23"/>
     <w:pPr>
       <w:keepNext/>
       <w:wordWrap w:val="0"/>
+      <w:spacing w:beforeLines="50" w:before="50" w:afterLines="50" w:after="50"/>
+      <w:ind w:firstLineChars="0" w:firstLine="0"/>
       <w:jc w:val="right"/>
       <w:outlineLvl w:val="3"/>
     </w:pPr>
     <w:rPr>
-      <w:sz w:val="32"/>
+      <w:rFonts w:eastAsia="黑体"/>
     </w:rPr>
   </w:style>
   <w:style w:type="paragraph" w:styleId="5">
